--- a/applications/fluidstack/bff2c500-production-engineer-iaas/COVER_LETTER.docx
+++ b/applications/fluidstack/bff2c500-production-engineer-iaas/COVER_LETTER.docx
@@ -50,7 +50,7 @@
     </w:p>
     <w:p>
       <w:r>
-        <w:t xml:space="preserve">At ISPRIME, I architected and operated a 24/7 hosting and CDN platform spanning approximately 3,000-4,000 servers across about 10 locations and carrying more than 65 Gbps of peak traffic. I personally built its health-check, monitoring, telemetry, deployment, authentication, networking, security, and infrastructure-management software. That included </w:t>
+        <w:t xml:space="preserve">At ISPRIME, I architected and operated a 24/7 hosting and CDN platform spanning approximately 3,000-4,000 servers across about 10 locations and carrying more than 65 Gbps of peak traffic. I personally built its health-check, monitoring, telemetry, deployment, networking, security, and infrastructure-management software. That included </w:t>
       </w:r>
       <w:r>
         <w:t>sitecheck</w:t>
@@ -68,34 +68,34 @@
         <w:t>php-seclogd</w:t>
       </w:r>
       <w:r>
-        <w:t>; a modular NetFlow collection pipeline; packet- and DNS-analysis tools; and DDoS detection and mitigation systems.</w:t>
+        <w:t>; a modular NetFlow collection pipeline; packet- and DNS-analysis tools; and DDoS defenses.</w:t>
       </w:r>
     </w:p>
     <w:p>
       <w:r>
-        <w:t xml:space="preserve">I also designed and implemented PrimeHTTPD, a high-concurrency C/FreeBSD serving runtime deployed across approximately 200 servers and supporting more than 150,000 concurrent connections. Its architecture combined a single </w:t>
+        <w:t xml:space="preserve">I also designed and implemented PrimeHTTPD, a high-concurrency C/FreeBSD serving runtime deployed across approximately 200 servers and supporting more than 150,000 concurrent connections. Its </w:t>
       </w:r>
       <w:r>
         <w:t>kqueue</w:t>
       </w:r>
       <w:r>
-        <w:t xml:space="preserve"> networking core with Unix descriptor passing, shared-memory worker telemetry, workload-aware dispatch, and non-blocking </w:t>
+        <w:t xml:space="preserve"> architecture used Unix descriptor passing, shared-memory worker telemetry, workload-aware dispatch, and non-blocking </w:t>
       </w:r>
       <w:r>
         <w:t>sendfile()</w:t>
       </w:r>
       <w:r>
-        <w:t xml:space="preserve"> behavior. The work required treating operational visibility, failure diagnosis, and reliable control as core platform capabilities rather than afterthoughts.</w:t>
+        <w:t xml:space="preserve"> behavior. The work treated operational visibility and reliable control as core platform capabilities.</w:t>
       </w:r>
     </w:p>
     <w:p>
       <w:r>
-        <w:t>In my current role at Advantive, I serve on the Architecture Team and contribute to APIs and integrations, engineering standards, shared libraries, platform direction, and developer tooling. I support about 12 teams with reusable Azure Pipelines, templates, deployment gates, and self-hosted runners that reduce manual work and enable quicker releases. My work also includes Kubernetes, Docker, Terraform, security scanning, and AI-assisted engineering workflows.</w:t>
+        <w:t>At Advantive, I serve on the Architecture Team and contribute to APIs and integrations, standards, shared libraries, platform direction, and developer tooling. I support about 12 teams with reusable Azure Pipelines, deployment gates, and self-hosted runners that reduce manual work and enable quicker releases. My work also includes Kubernetes, Docker, Terraform, security scanning, and AI-assisted workflows.</w:t>
       </w:r>
     </w:p>
     <w:p>
       <w:r>
-        <w:t>I am currently building Nexus, a local-first agentic control plane with LLM routing, MCP integrations, declarative workflows, permissioned tools, task-state transitions, approvals, and audit records. That project reflects the same engineering approach I would bring to Fluidstack: stable interfaces, explicit state, strong operational visibility, and automation that other engineers can depend on.</w:t>
+        <w:t>I am also building Nexus, a local-first agentic control plane with LLM routing, MCP integrations, declarative workflows, permissioned tools, explicit task state, approvals, and audit records. It reflects the approach I would bring to Fluidstack: stable interfaces, strong operational visibility, and dependable automation.</w:t>
       </w:r>
     </w:p>
     <w:p>
